--- a/khmer_sign_recognizer/algo_comparison/results_khmer_var_combined/Task_A_Synthetic_Comparison.docx
+++ b/khmer_sign_recognizer/algo_comparison/results_khmer_var_combined/Task_A_Synthetic_Comparison.docx
@@ -212,7 +212,7 @@
                 <w:rFonts w:ascii="Calibri" w:hAnsi="Calibri"/>
                 <w:sz w:val="20"/>
               </w:rPr>
-              <w:t>4309 training samples</w:t>
+              <w:t>2359 training samples</w:t>
             </w:r>
           </w:p>
         </w:tc>
@@ -551,7 +551,7 @@
                 <w:rFonts w:ascii="Calibri" w:hAnsi="Calibri"/>
                 <w:sz w:val="20"/>
               </w:rPr>
-              <w:t>94.7%</w:t>
+              <w:t>78.7%</w:t>
             </w:r>
           </w:p>
         </w:tc>
@@ -569,7 +569,7 @@
                 <w:rFonts w:ascii="Calibri" w:hAnsi="Calibri"/>
                 <w:sz w:val="20"/>
               </w:rPr>
-              <w:t>± 2.2</w:t>
+              <w:t>± 2.1</w:t>
             </w:r>
           </w:p>
         </w:tc>
@@ -587,7 +587,7 @@
                 <w:rFonts w:ascii="Calibri" w:hAnsi="Calibri"/>
                 <w:sz w:val="20"/>
               </w:rPr>
-              <w:t>+12.9</w:t>
+              <w:t>-3.1</w:t>
             </w:r>
           </w:p>
         </w:tc>
@@ -665,7 +665,7 @@
                 <w:rFonts w:ascii="Calibri" w:hAnsi="Calibri"/>
                 <w:sz w:val="20"/>
               </w:rPr>
-              <w:t>94.8%</w:t>
+              <w:t>73.4%</w:t>
             </w:r>
           </w:p>
         </w:tc>
@@ -684,7 +684,7 @@
                 <w:rFonts w:ascii="Calibri" w:hAnsi="Calibri"/>
                 <w:sz w:val="20"/>
               </w:rPr>
-              <w:t>± 2.2</w:t>
+              <w:t>± 4.5</w:t>
             </w:r>
           </w:p>
         </w:tc>
@@ -703,7 +703,7 @@
                 <w:rFonts w:ascii="Calibri" w:hAnsi="Calibri"/>
                 <w:sz w:val="20"/>
               </w:rPr>
-              <w:t>+17.4</w:t>
+              <w:t>-4.0</w:t>
             </w:r>
           </w:p>
         </w:tc>
@@ -777,7 +777,7 @@
                 <w:rFonts w:ascii="Calibri" w:hAnsi="Calibri"/>
                 <w:sz w:val="20"/>
               </w:rPr>
-              <w:t>95.1%</w:t>
+              <w:t>76.5%</w:t>
             </w:r>
           </w:p>
         </w:tc>
@@ -795,7 +795,7 @@
                 <w:rFonts w:ascii="Calibri" w:hAnsi="Calibri"/>
                 <w:sz w:val="20"/>
               </w:rPr>
-              <w:t>± 2.8</w:t>
+              <w:t>± 4.0</w:t>
             </w:r>
           </w:p>
         </w:tc>
@@ -813,7 +813,7 @@
                 <w:rFonts w:ascii="Calibri" w:hAnsi="Calibri"/>
                 <w:sz w:val="20"/>
               </w:rPr>
-              <w:t>+20.7</w:t>
+              <w:t>+2.1</w:t>
             </w:r>
           </w:p>
         </w:tc>
@@ -891,7 +891,7 @@
                 <w:rFonts w:ascii="Calibri" w:hAnsi="Calibri"/>
                 <w:sz w:val="20"/>
               </w:rPr>
-              <w:t>94.2%</w:t>
+              <w:t>40.8%</w:t>
             </w:r>
           </w:p>
         </w:tc>
@@ -910,7 +910,7 @@
                 <w:rFonts w:ascii="Calibri" w:hAnsi="Calibri"/>
                 <w:sz w:val="20"/>
               </w:rPr>
-              <w:t>± 2.0</w:t>
+              <w:t>± 3.5</w:t>
             </w:r>
           </w:p>
         </w:tc>
@@ -929,7 +929,7 @@
                 <w:rFonts w:ascii="Calibri" w:hAnsi="Calibri"/>
                 <w:sz w:val="20"/>
               </w:rPr>
-              <w:t>+23.2</w:t>
+              <w:t>-30.2</w:t>
             </w:r>
           </w:p>
         </w:tc>
@@ -1003,7 +1003,7 @@
                 <w:rFonts w:ascii="Calibri" w:hAnsi="Calibri"/>
                 <w:sz w:val="20"/>
               </w:rPr>
-              <w:t>94.4%</w:t>
+              <w:t>71.9%</w:t>
             </w:r>
           </w:p>
         </w:tc>
@@ -1021,7 +1021,7 @@
                 <w:rFonts w:ascii="Calibri" w:hAnsi="Calibri"/>
                 <w:sz w:val="20"/>
               </w:rPr>
-              <w:t>± 2.2</w:t>
+              <w:t>± 5.0</w:t>
             </w:r>
           </w:p>
         </w:tc>
@@ -1039,7 +1039,7 @@
                 <w:rFonts w:ascii="Calibri" w:hAnsi="Calibri"/>
                 <w:sz w:val="20"/>
               </w:rPr>
-              <w:t>+24.3</w:t>
+              <w:t>+1.9</w:t>
             </w:r>
           </w:p>
         </w:tc>
@@ -1117,7 +1117,7 @@
                 <w:rFonts w:ascii="Calibri" w:hAnsi="Calibri"/>
                 <w:sz w:val="20"/>
               </w:rPr>
-              <w:t>95.3%</w:t>
+              <w:t>73.3%</w:t>
             </w:r>
           </w:p>
         </w:tc>
@@ -1136,7 +1136,7 @@
                 <w:rFonts w:ascii="Calibri" w:hAnsi="Calibri"/>
                 <w:sz w:val="20"/>
               </w:rPr>
-              <w:t>± 2.7</w:t>
+              <w:t>± 3.0</w:t>
             </w:r>
           </w:p>
         </w:tc>
@@ -1155,7 +1155,7 @@
                 <w:rFonts w:ascii="Calibri" w:hAnsi="Calibri"/>
                 <w:sz w:val="20"/>
               </w:rPr>
-              <w:t>+25.6</w:t>
+              <w:t>+3.6</w:t>
             </w:r>
           </w:p>
         </w:tc>
@@ -1229,7 +1229,7 @@
                 <w:rFonts w:ascii="Calibri" w:hAnsi="Calibri"/>
                 <w:sz w:val="20"/>
               </w:rPr>
-              <w:t>95.0%</w:t>
+              <w:t>71.9%</w:t>
             </w:r>
           </w:p>
         </w:tc>
@@ -1247,7 +1247,7 @@
                 <w:rFonts w:ascii="Calibri" w:hAnsi="Calibri"/>
                 <w:sz w:val="20"/>
               </w:rPr>
-              <w:t>± 2.9</w:t>
+              <w:t>± 2.7</w:t>
             </w:r>
           </w:p>
         </w:tc>
@@ -1265,7 +1265,7 @@
                 <w:rFonts w:ascii="Calibri" w:hAnsi="Calibri"/>
                 <w:sz w:val="20"/>
               </w:rPr>
-              <w:t>+28.0</w:t>
+              <w:t>+4.9</w:t>
             </w:r>
           </w:p>
         </w:tc>
@@ -1343,7 +1343,7 @@
                 <w:rFonts w:ascii="Calibri" w:hAnsi="Calibri"/>
                 <w:sz w:val="20"/>
               </w:rPr>
-              <w:t>93.1%</w:t>
+              <w:t>62.6%</w:t>
             </w:r>
           </w:p>
         </w:tc>
@@ -1362,7 +1362,7 @@
                 <w:rFonts w:ascii="Calibri" w:hAnsi="Calibri"/>
                 <w:sz w:val="20"/>
               </w:rPr>
-              <w:t>± 2.0</w:t>
+              <w:t>± 3.3</w:t>
             </w:r>
           </w:p>
         </w:tc>
@@ -1381,7 +1381,7 @@
                 <w:rFonts w:ascii="Calibri" w:hAnsi="Calibri"/>
                 <w:sz w:val="20"/>
               </w:rPr>
-              <w:t>+30.9</w:t>
+              <w:t>+0.4</w:t>
             </w:r>
           </w:p>
         </w:tc>
@@ -1463,7 +1463,7 @@
                 <w:b/>
                 <w:sz w:val="20"/>
               </w:rPr>
-              <w:t>92.5%</w:t>
+              <w:t>54.5%</w:t>
             </w:r>
           </w:p>
         </w:tc>
@@ -1483,7 +1483,7 @@
                 <w:b/>
                 <w:sz w:val="20"/>
               </w:rPr>
-              <w:t>± 3.6</w:t>
+              <w:t>± 5.4</w:t>
             </w:r>
           </w:p>
         </w:tc>
@@ -1503,7 +1503,7 @@
                 <w:b/>
                 <w:sz w:val="20"/>
               </w:rPr>
-              <w:t>+47.4</w:t>
+              <w:t>+9.5</w:t>
             </w:r>
           </w:p>
         </w:tc>
@@ -1596,7 +1596,7 @@
           <w:i w:val="0"/>
           <w:sz w:val="22"/>
         </w:rPr>
-        <w:t>Yes, substantially. Every algorithm improved, by +12.9 to +47.4 points, averaging +25.6. Gradient Boosting led on real data alone at 81.8%; with synthetic added the best is Logistic Regression at 95.3%.</w:t>
+        <w:t>Mixed, and modestly. 5 of 9 algorithms improved, 3 got worse and 1 barely moved. The median change is +1.9 points — a real but small effect, not the transformation that more training data might suggest.</w:t>
       </w:r>
     </w:p>
     <w:p>
@@ -1651,7 +1651,7 @@
           <w:color w:val="595959"/>
           <w:sz w:val="18"/>
         </w:rPr>
-        <w:t>Figure 2 — points gained by each algorithm.</w:t>
+        <w:t>Figure 2 — points gained or lost by each algorithm.</w:t>
       </w:r>
     </w:p>
     <w:p>
@@ -1665,7 +1665,21 @@
           <w:i w:val="0"/>
           <w:sz w:val="22"/>
         </w:rPr>
-        <w:t>The most striking part is not the size of the gains but where everything ends up. On real data alone the nine algorithms are spread over 37 points, from 45% to 82%. With synthetic data added they all land between 92% and 95% — a spread of 3 points.</w:t>
+        <w:t>One result stands apart and is worth explaining rather than averaging away: LDA moved -30.2 points, far beyond anything else. It is the single reason the mean change (-1.7) looks worse than the median (+1.9); excluding it, the average change is +1.9.</w:t>
+      </w:r>
+    </w:p>
+    <w:p>
+      <w:pPr>
+        <w:spacing w:after="120"/>
+      </w:pPr>
+      <w:r>
+        <w:rPr>
+          <w:rFonts w:ascii="Calibri" w:hAnsi="Calibri"/>
+          <w:b w:val="0"/>
+          <w:i w:val="0"/>
+          <w:sz w:val="22"/>
+        </w:rPr>
+        <w:t>LDA works by estimating how the 576 features vary together within each sign, which requires inverting a large covariance matrix. Synthetic variants of the same recording are highly similar to one another — the clean view already divides out overall body scale, which is most of what the retargeting changes. Adding six near-copies of every recording therefore multiplies the sample count without adding much genuinely new variation, and that makes the covariance estimate unstable. Methods that do not invert a covariance matrix are untroubled by this.</w:t>
       </w:r>
     </w:p>
     <w:p>
@@ -1720,7 +1734,7 @@
           <w:color w:val="595959"/>
           <w:sz w:val="18"/>
         </w:rPr>
-        <w:t>Figure 3 — every algorithm's score before and after. They converge.</w:t>
+        <w:t>Figure 3 — every algorithm's score before and after.</w:t>
       </w:r>
     </w:p>
     <w:p>
@@ -1734,7 +1748,7 @@
           <w:i w:val="0"/>
           <w:sz w:val="22"/>
         </w:rPr>
-        <w:t>So the algorithms converge. With only 12 takes per sign, the choice of algorithm was worth 37 points; with the synthetic data it is worth about 3. What looked like a question about algorithms turns out to have been a question about how much data we had.</w:t>
+        <w:t>The ranking is largely unchanged. The spread across algorithms was 37 points on real data and 38 with synthetic added, so the choice of algorithm still matters about as much as it did. Synthetic data did not level the field.</w:t>
       </w:r>
     </w:p>
     <w:p>
@@ -1748,21 +1762,7 @@
           <w:i w:val="0"/>
           <w:sz w:val="22"/>
         </w:rPr>
-        <w:t>This also explains the Change column. k-NN gained the most (+47.4) and was the weakest on real data; Gradient Boosting gained the least (+12.9) and was already the strongest. That is not a separate finding — once every algorithm finishes in the same narrow band, whoever started lowest necessarily gained most. It is the convergence restated.</w:t>
-      </w:r>
-    </w:p>
-    <w:p>
-      <w:pPr>
-        <w:spacing w:after="120"/>
-      </w:pPr>
-      <w:r>
-        <w:rPr>
-          <w:rFonts w:ascii="Calibri" w:hAnsi="Calibri"/>
-          <w:b w:val="0"/>
-          <w:i w:val="0"/>
-          <w:sz w:val="22"/>
-        </w:rPr>
-        <w:t>Synthetic data does not teach the model anything new about the signs; every synthetic example is derived from a real one. It supplies examples, and with enough of them even the simplest algorithms find the same patterns the best ones were already finding.</w:t>
+        <w:t>That is a reasonable outcome on reflection. Every synthetic example is derived from a real recording, so it adds examples rather than information. It can help an algorithm that is short of examples, but it cannot supply variation that was never recorded — and the clean view we train on already removes overall body scale, which is much of what the retargeting varies.</w:t>
       </w:r>
     </w:p>
     <w:p>
@@ -2231,45 +2231,6 @@
           <w:rFonts w:ascii="Calibri" w:hAnsi="Calibri"/>
           <w:sz w:val="22"/>
         </w:rPr>
-        <w:t>Synthetic data improved every algorithm, on average +25.6 points of macro-F1.</w:t>
-      </w:r>
-    </w:p>
-    <w:p>
-      <w:pPr>
-        <w:pStyle w:val="ListBullet"/>
-        <w:spacing w:after="80"/>
-      </w:pPr>
-      <w:r>
-        <w:rPr>
-          <w:rFonts w:ascii="Calibri" w:hAnsi="Calibri"/>
-          <w:sz w:val="22"/>
-        </w:rPr>
-        <w:t>The weakest algorithms gained the most; the strongest gained least. The benefit is data quantity, not new information.</w:t>
-      </w:r>
-    </w:p>
-    <w:p>
-      <w:pPr>
-        <w:pStyle w:val="ListBullet"/>
-        <w:spacing w:after="80"/>
-      </w:pPr>
-      <w:r>
-        <w:rPr>
-          <w:rFonts w:ascii="Calibri" w:hAnsi="Calibri"/>
-          <w:sz w:val="22"/>
-        </w:rPr>
-        <w:t>Best result overall: Logistic Regression at 95.3% macro-F1 with synthetic data, against 81.8% for the best real-only model.</w:t>
-      </w:r>
-    </w:p>
-    <w:p>
-      <w:pPr>
-        <w:pStyle w:val="ListBullet"/>
-        <w:spacing w:after="80"/>
-      </w:pPr>
-      <w:r>
-        <w:rPr>
-          <w:rFonts w:ascii="Calibri" w:hAnsi="Calibri"/>
-          <w:sz w:val="22"/>
-        </w:rPr>
         <w:t>Distance and standing position cost more accuracy than lighting does.</w:t>
       </w:r>
     </w:p>
